--- a/tillsyn/S 1278-2025 tillsynsbegäran.docx
+++ b/tillsyn/S 1278-2025 tillsynsbegäran.docx
@@ -1394,7 +1394,7 @@
     <w:r>
       <w:tab/>
       <w:tab/>
-      <w:t>2026-07-13</w:t>
+      <w:t>2026-07-14</w:t>
       <w:br/>
       <w:br/>
     </w:r>

--- a/tillsyn/S 1278-2025 tillsynsbegäran.docx
+++ b/tillsyn/S 1278-2025 tillsynsbegäran.docx
@@ -1394,7 +1394,7 @@
     <w:r>
       <w:tab/>
       <w:tab/>
-      <w:t>2026-07-14</w:t>
+      <w:t>2026-07-15</w:t>
       <w:br/>
       <w:br/>
     </w:r>

--- a/tillsyn/S 1278-2025 tillsynsbegäran.docx
+++ b/tillsyn/S 1278-2025 tillsynsbegäran.docx
@@ -1394,7 +1394,7 @@
     <w:r>
       <w:tab/>
       <w:tab/>
-      <w:t>2026-07-15</w:t>
+      <w:t>2026-07-16</w:t>
       <w:br/>
       <w:br/>
     </w:r>

--- a/tillsyn/S 1278-2025 tillsynsbegäran.docx
+++ b/tillsyn/S 1278-2025 tillsynsbegäran.docx
@@ -1394,7 +1394,7 @@
     <w:r>
       <w:tab/>
       <w:tab/>
-      <w:t>2026-07-16</w:t>
+      <w:t>2026-07-17</w:t>
       <w:br/>
       <w:br/>
     </w:r>

--- a/tillsyn/S 1278-2025 tillsynsbegäran.docx
+++ b/tillsyn/S 1278-2025 tillsynsbegäran.docx
@@ -1394,7 +1394,7 @@
     <w:r>
       <w:tab/>
       <w:tab/>
-      <w:t>2026-07-17</w:t>
+      <w:t>2026-07-18</w:t>
       <w:br/>
       <w:br/>
     </w:r>

--- a/tillsyn/S 1278-2025 tillsynsbegäran.docx
+++ b/tillsyn/S 1278-2025 tillsynsbegäran.docx
@@ -1394,7 +1394,7 @@
     <w:r>
       <w:tab/>
       <w:tab/>
-      <w:t>2026-07-18</w:t>
+      <w:t>2026-07-19</w:t>
       <w:br/>
       <w:br/>
     </w:r>

--- a/tillsyn/S 1278-2025 tillsynsbegäran.docx
+++ b/tillsyn/S 1278-2025 tillsynsbegäran.docx
@@ -1394,7 +1394,7 @@
     <w:r>
       <w:tab/>
       <w:tab/>
-      <w:t>2026-07-19</w:t>
+      <w:t>2026-07-20</w:t>
       <w:br/>
       <w:br/>
     </w:r>

--- a/tillsyn/S 1278-2025 tillsynsbegäran.docx
+++ b/tillsyn/S 1278-2025 tillsynsbegäran.docx
@@ -1394,7 +1394,7 @@
     <w:r>
       <w:tab/>
       <w:tab/>
-      <w:t>2026-07-20</w:t>
+      <w:t>2026-07-21</w:t>
       <w:br/>
       <w:br/>
     </w:r>

--- a/tillsyn/S 1278-2025 tillsynsbegäran.docx
+++ b/tillsyn/S 1278-2025 tillsynsbegäran.docx
@@ -1394,7 +1394,7 @@
     <w:r>
       <w:tab/>
       <w:tab/>
-      <w:t>2026-07-21</w:t>
+      <w:t>2026-07-22</w:t>
       <w:br/>
       <w:br/>
     </w:r>

--- a/tillsyn/S 1278-2025 tillsynsbegäran.docx
+++ b/tillsyn/S 1278-2025 tillsynsbegäran.docx
@@ -1394,7 +1394,7 @@
     <w:r>
       <w:tab/>
       <w:tab/>
-      <w:t>2026-07-22</w:t>
+      <w:t>2026-07-23</w:t>
       <w:br/>
       <w:br/>
     </w:r>

--- a/tillsyn/S 1278-2025 tillsynsbegäran.docx
+++ b/tillsyn/S 1278-2025 tillsynsbegäran.docx
@@ -1394,7 +1394,7 @@
     <w:r>
       <w:tab/>
       <w:tab/>
-      <w:t>2026-07-23</w:t>
+      <w:t>2026-07-24</w:t>
       <w:br/>
       <w:br/>
     </w:r>

--- a/tillsyn/S 1278-2025 tillsynsbegäran.docx
+++ b/tillsyn/S 1278-2025 tillsynsbegäran.docx
@@ -60,7 +60,7 @@
         <w:spacing w:after="240"/>
       </w:pPr>
       <w:r>
-        <w:t>Figur 1. Fyndplatser för naturvårdsarter i samrådsanmälan. Markörer utan svart kant är placerade på fyndplatsen. Markörer med svart kant är placerade vid sidan av fyndplatsen har ett svart streck som visar fyndplatsens exakta position. Kartans mittpunktskoordinat är N 6829433, E 535793 i SWEREF 99 TM.</w:t>
+        <w:t>Figur 1. Fyndplatser för naturvårdsarter i samrådsanmälan. Markörer utan svart kant är placerade på fyndplatsen. Markörer med svart kant är placerade vid sidan av fyndplatsen och har ett svart streck som visar fyndplatsens exakta position. Kartans mittpunktskoordinat är N 6829433, E 535793 i SWEREF 99 TM.</w:t>
       </w:r>
     </w:p>
     <w:p>
@@ -1394,7 +1394,7 @@
     <w:r>
       <w:tab/>
       <w:tab/>
-      <w:t>2026-08-14</w:t>
+      <w:t>2026-08-15</w:t>
       <w:br/>
       <w:br/>
     </w:r>

--- a/tillsyn/S 1278-2025 tillsynsbegäran.docx
+++ b/tillsyn/S 1278-2025 tillsynsbegäran.docx
@@ -1394,7 +1394,7 @@
     <w:r>
       <w:tab/>
       <w:tab/>
-      <w:t>2026-08-15</w:t>
+      <w:t>2026-08-16</w:t>
       <w:br/>
       <w:br/>
     </w:r>

--- a/tillsyn/S 1278-2025 tillsynsbegäran.docx
+++ b/tillsyn/S 1278-2025 tillsynsbegäran.docx
@@ -1394,7 +1394,7 @@
     <w:r>
       <w:tab/>
       <w:tab/>
-      <w:t>2026-08-16</w:t>
+      <w:t>2026-08-17</w:t>
       <w:br/>
       <w:br/>
     </w:r>

--- a/tillsyn/S 1278-2025 tillsynsbegäran.docx
+++ b/tillsyn/S 1278-2025 tillsynsbegäran.docx
@@ -1394,7 +1394,7 @@
     <w:r>
       <w:tab/>
       <w:tab/>
-      <w:t>2026-08-17</w:t>
+      <w:t>2026-08-18</w:t>
       <w:br/>
       <w:br/>
     </w:r>

--- a/tillsyn/S 1278-2025 tillsynsbegäran.docx
+++ b/tillsyn/S 1278-2025 tillsynsbegäran.docx
@@ -1394,7 +1394,7 @@
     <w:r>
       <w:tab/>
       <w:tab/>
-      <w:t>2026-08-18</w:t>
+      <w:t>2026-08-19</w:t>
       <w:br/>
       <w:br/>
     </w:r>

--- a/tillsyn/S 1278-2025 tillsynsbegäran.docx
+++ b/tillsyn/S 1278-2025 tillsynsbegäran.docx
@@ -1394,7 +1394,7 @@
     <w:r>
       <w:tab/>
       <w:tab/>
-      <w:t>2026-08-19</w:t>
+      <w:t>2026-08-20</w:t>
       <w:br/>
       <w:br/>
     </w:r>

--- a/tillsyn/S 1278-2025 tillsynsbegäran.docx
+++ b/tillsyn/S 1278-2025 tillsynsbegäran.docx
@@ -1394,7 +1394,7 @@
     <w:r>
       <w:tab/>
       <w:tab/>
-      <w:t>2026-08-20</w:t>
+      <w:t>2026-08-21</w:t>
       <w:br/>
       <w:br/>
     </w:r>

--- a/tillsyn/S 1278-2025 tillsynsbegäran.docx
+++ b/tillsyn/S 1278-2025 tillsynsbegäran.docx
@@ -1394,7 +1394,7 @@
     <w:r>
       <w:tab/>
       <w:tab/>
-      <w:t>2026-08-21</w:t>
+      <w:t>2026-08-22</w:t>
       <w:br/>
       <w:br/>
     </w:r>

--- a/tillsyn/S 1278-2025 tillsynsbegäran.docx
+++ b/tillsyn/S 1278-2025 tillsynsbegäran.docx
@@ -1394,7 +1394,7 @@
     <w:r>
       <w:tab/>
       <w:tab/>
-      <w:t>2026-08-22</w:t>
+      <w:t>2026-08-23</w:t>
       <w:br/>
       <w:br/>
     </w:r>

--- a/tillsyn/S 1278-2025 tillsynsbegäran.docx
+++ b/tillsyn/S 1278-2025 tillsynsbegäran.docx
@@ -1394,7 +1394,7 @@
     <w:r>
       <w:tab/>
       <w:tab/>
-      <w:t>2026-08-23</w:t>
+      <w:t>2026-08-24</w:t>
       <w:br/>
       <w:br/>
     </w:r>

--- a/tillsyn/S 1278-2025 tillsynsbegäran.docx
+++ b/tillsyn/S 1278-2025 tillsynsbegäran.docx
@@ -1394,7 +1394,7 @@
     <w:r>
       <w:tab/>
       <w:tab/>
-      <w:t>2026-08-24</w:t>
+      <w:t>2026-08-25</w:t>
       <w:br/>
       <w:br/>
     </w:r>

--- a/tillsyn/S 1278-2025 tillsynsbegäran.docx
+++ b/tillsyn/S 1278-2025 tillsynsbegäran.docx
@@ -182,7 +182,7 @@
     </w:p>
     <w:p>
       <w:r>
-        <w:t>I det samrådsanmälda området finns 4 fyndplatser för knärot registrerade på Artportalen. Figur 2 visar gränserna för buffertzoner på 50 m, som behöver lämnas kring fyndplatserna för att knärotslokalerna inte ska försvinna vid en avverkning. Av det samrådsanmälda området överlappar 2.55 ha med buffertzonerna och får av detta skäl inte avverkas.</w:t>
+        <w:t>I det samrådsanmälda området finns 5 fyndplatser för knärot registrerade på Artportalen. Figur 2 visar gränserna för buffertzoner på 50 m, som behöver lämnas kring fyndplatserna för att knärotslokalerna inte ska försvinna vid en avverkning. Av det samrådsanmälda området överlappar 3.25 ha med buffertzonerna och får av detta skäl inte avverkas.</w:t>
       </w:r>
     </w:p>
     <w:p>
@@ -1394,7 +1394,7 @@
     <w:r>
       <w:tab/>
       <w:tab/>
-      <w:t>2026-08-25</w:t>
+      <w:t>2026-08-26</w:t>
       <w:br/>
       <w:br/>
     </w:r>

--- a/tillsyn/S 1278-2025 tillsynsbegäran.docx
+++ b/tillsyn/S 1278-2025 tillsynsbegäran.docx
@@ -1394,7 +1394,7 @@
     <w:r>
       <w:tab/>
       <w:tab/>
-      <w:t>2026-08-26</w:t>
+      <w:t>2026-08-27</w:t>
       <w:br/>
       <w:br/>
     </w:r>

--- a/tillsyn/S 1278-2025 tillsynsbegäran.docx
+++ b/tillsyn/S 1278-2025 tillsynsbegäran.docx
@@ -1394,7 +1394,7 @@
     <w:r>
       <w:tab/>
       <w:tab/>
-      <w:t>2026-08-27</w:t>
+      <w:t>2026-08-28</w:t>
       <w:br/>
       <w:br/>
     </w:r>

--- a/tillsyn/S 1278-2025 tillsynsbegäran.docx
+++ b/tillsyn/S 1278-2025 tillsynsbegäran.docx
@@ -1394,7 +1394,7 @@
     <w:r>
       <w:tab/>
       <w:tab/>
-      <w:t>2026-08-28</w:t>
+      <w:t>2026-08-29</w:t>
       <w:br/>
       <w:br/>
     </w:r>

--- a/tillsyn/S 1278-2025 tillsynsbegäran.docx
+++ b/tillsyn/S 1278-2025 tillsynsbegäran.docx
@@ -1394,7 +1394,7 @@
     <w:r>
       <w:tab/>
       <w:tab/>
-      <w:t>2026-08-29</w:t>
+      <w:t>2026-08-31</w:t>
       <w:br/>
       <w:br/>
     </w:r>

--- a/tillsyn/S 1278-2025 tillsynsbegäran.docx
+++ b/tillsyn/S 1278-2025 tillsynsbegäran.docx
@@ -1394,7 +1394,7 @@
     <w:r>
       <w:tab/>
       <w:tab/>
-      <w:t>2026-08-31</w:t>
+      <w:t>2026-09-01</w:t>
       <w:br/>
       <w:br/>
     </w:r>

--- a/tillsyn/S 1278-2025 tillsynsbegäran.docx
+++ b/tillsyn/S 1278-2025 tillsynsbegäran.docx
@@ -1394,7 +1394,7 @@
     <w:r>
       <w:tab/>
       <w:tab/>
-      <w:t>2026-09-01</w:t>
+      <w:t>2026-09-02</w:t>
       <w:br/>
       <w:br/>
     </w:r>

--- a/tillsyn/S 1278-2025 tillsynsbegäran.docx
+++ b/tillsyn/S 1278-2025 tillsynsbegäran.docx
@@ -1394,7 +1394,7 @@
     <w:r>
       <w:tab/>
       <w:tab/>
-      <w:t>2026-09-02</w:t>
+      <w:t>2026-09-03</w:t>
       <w:br/>
       <w:br/>
     </w:r>

--- a/tillsyn/S 1278-2025 tillsynsbegäran.docx
+++ b/tillsyn/S 1278-2025 tillsynsbegäran.docx
@@ -1394,7 +1394,7 @@
     <w:r>
       <w:tab/>
       <w:tab/>
-      <w:t>2026-09-03</w:t>
+      <w:t>2026-09-04</w:t>
       <w:br/>
       <w:br/>
     </w:r>

--- a/tillsyn/S 1278-2025 tillsynsbegäran.docx
+++ b/tillsyn/S 1278-2025 tillsynsbegäran.docx
@@ -1394,7 +1394,7 @@
     <w:r>
       <w:tab/>
       <w:tab/>
-      <w:t>2026-09-04</w:t>
+      <w:t>2026-09-05</w:t>
       <w:br/>
       <w:br/>
     </w:r>
